--- a/frontend/src/templates/RS101_OBSERVATION_FORM.docx
+++ b/frontend/src/templates/RS101_OBSERVATION_FORM.docx
@@ -105,8 +105,6 @@
               </w:rPr>
               <w:t>{</w:t>
             </w:r>
-            <w:proofErr w:type="spellStart"/>
-            <w:proofErr w:type="gramStart"/>
             <w:r>
               <w:rPr>
                 <w:color w:val="000000"/>
@@ -115,7 +113,6 @@
               </w:rPr>
               <w:t>companyNameForOF</w:t>
             </w:r>
-            <w:proofErr w:type="spellEnd"/>
             <w:r>
               <w:rPr>
                 <w:szCs w:val="32"/>
@@ -128,16 +125,7 @@
                 <w:szCs w:val="32"/>
                 <w:lang w:eastAsia="en-IN"/>
               </w:rPr>
-              <w:t xml:space="preserve">   </w:t>
-            </w:r>
-            <w:proofErr w:type="gramEnd"/>
-            <w:r>
-              <w:rPr>
-                <w:color w:val="000000"/>
-                <w:szCs w:val="32"/>
-                <w:lang w:eastAsia="en-IN"/>
-              </w:rPr>
-              <w:t xml:space="preserve">                    </w:t>
+              <w:t xml:space="preserve">                       </w:t>
             </w:r>
           </w:p>
         </w:tc>
@@ -194,21 +182,7 @@
               <w:rPr>
                 <w:szCs w:val="32"/>
               </w:rPr>
-              <w:t>{</w:t>
-            </w:r>
-            <w:proofErr w:type="spellStart"/>
-            <w:r>
-              <w:rPr>
-                <w:szCs w:val="32"/>
-              </w:rPr>
-              <w:t>companyAddressForOF</w:t>
-            </w:r>
-            <w:proofErr w:type="spellEnd"/>
-            <w:r>
-              <w:rPr>
-                <w:szCs w:val="32"/>
-              </w:rPr>
-              <w:t>}</w:t>
+              <w:t>{companyAddressForOF}</w:t>
             </w:r>
           </w:p>
         </w:tc>
@@ -299,21 +273,7 @@
               <w:rPr>
                 <w:szCs w:val="32"/>
               </w:rPr>
-              <w:t>{</w:t>
-            </w:r>
-            <w:proofErr w:type="spellStart"/>
-            <w:r>
-              <w:rPr>
-                <w:szCs w:val="32"/>
-              </w:rPr>
-              <w:t>customerNameForOF</w:t>
-            </w:r>
-            <w:proofErr w:type="spellEnd"/>
-            <w:r>
-              <w:rPr>
-                <w:szCs w:val="32"/>
-              </w:rPr>
-              <w:t>}</w:t>
+              <w:t>{customerNameForOF}</w:t>
             </w:r>
           </w:p>
         </w:tc>
@@ -404,21 +364,7 @@
               <w:rPr>
                 <w:szCs w:val="32"/>
               </w:rPr>
-              <w:t>{</w:t>
-            </w:r>
-            <w:proofErr w:type="spellStart"/>
-            <w:r>
-              <w:rPr>
-                <w:szCs w:val="32"/>
-              </w:rPr>
-              <w:t>customerEmailForOF</w:t>
-            </w:r>
-            <w:proofErr w:type="spellEnd"/>
-            <w:r>
-              <w:rPr>
-                <w:szCs w:val="32"/>
-              </w:rPr>
-              <w:t>}</w:t>
+              <w:t>{customerEmailForOF}</w:t>
             </w:r>
           </w:p>
         </w:tc>
@@ -492,21 +438,7 @@
               <w:rPr>
                 <w:szCs w:val="32"/>
               </w:rPr>
-              <w:t>{</w:t>
-            </w:r>
-            <w:proofErr w:type="spellStart"/>
-            <w:r>
-              <w:rPr>
-                <w:szCs w:val="32"/>
-              </w:rPr>
-              <w:t>customerPhoneForOF</w:t>
-            </w:r>
-            <w:proofErr w:type="spellEnd"/>
-            <w:r>
-              <w:rPr>
-                <w:szCs w:val="32"/>
-              </w:rPr>
-              <w:t>}</w:t>
+              <w:t>{customerPhoneForOF}</w:t>
             </w:r>
           </w:p>
         </w:tc>
@@ -605,14 +537,12 @@
               </w:rPr>
               <w:t>{</w:t>
             </w:r>
-            <w:proofErr w:type="spellStart"/>
             <w:r>
               <w:rPr>
                 <w:szCs w:val="32"/>
               </w:rPr>
               <w:t>eutNameForOF</w:t>
             </w:r>
-            <w:proofErr w:type="spellEnd"/>
             <w:r>
               <w:rPr>
                 <w:szCs w:val="32"/>
@@ -710,21 +640,7 @@
               <w:rPr>
                 <w:szCs w:val="32"/>
               </w:rPr>
-              <w:t>{</w:t>
-            </w:r>
-            <w:proofErr w:type="spellStart"/>
-            <w:r>
-              <w:rPr>
-                <w:szCs w:val="32"/>
-              </w:rPr>
-              <w:t>eutSerialNoForOF</w:t>
-            </w:r>
-            <w:proofErr w:type="spellEnd"/>
-            <w:r>
-              <w:rPr>
-                <w:szCs w:val="32"/>
-              </w:rPr>
-              <w:t>}</w:t>
+              <w:t>{eutSerialNoForOF}</w:t>
             </w:r>
           </w:p>
         </w:tc>
@@ -804,21 +720,7 @@
               <w:rPr>
                 <w:szCs w:val="32"/>
               </w:rPr>
-              <w:t>{</w:t>
-            </w:r>
-            <w:proofErr w:type="spellStart"/>
-            <w:r>
-              <w:rPr>
-                <w:szCs w:val="32"/>
-              </w:rPr>
-              <w:t>testStandardForOF</w:t>
-            </w:r>
-            <w:proofErr w:type="spellEnd"/>
-            <w:r>
-              <w:rPr>
-                <w:szCs w:val="32"/>
-              </w:rPr>
-              <w:t>}</w:t>
+              <w:t>{testStandardForOF}</w:t>
             </w:r>
           </w:p>
         </w:tc>
@@ -898,21 +800,7 @@
               <w:rPr>
                 <w:szCs w:val="32"/>
               </w:rPr>
-              <w:t>{</w:t>
-            </w:r>
-            <w:proofErr w:type="spellStart"/>
-            <w:r>
-              <w:rPr>
-                <w:szCs w:val="32"/>
-              </w:rPr>
-              <w:t>testId</w:t>
-            </w:r>
-            <w:proofErr w:type="spellEnd"/>
-            <w:r>
-              <w:rPr>
-                <w:szCs w:val="32"/>
-              </w:rPr>
-              <w:t>}</w:t>
+              <w:t>{testId}</w:t>
             </w:r>
           </w:p>
         </w:tc>
@@ -1100,14 +988,12 @@
               </w:rPr>
               <w:t xml:space="preserve"> </w:t>
             </w:r>
-            <w:proofErr w:type="spellStart"/>
             <w:r>
               <w:rPr>
                 <w:szCs w:val="32"/>
               </w:rPr>
               <w:t>Devasandra</w:t>
             </w:r>
-            <w:proofErr w:type="spellEnd"/>
             <w:r>
               <w:rPr>
                 <w:spacing w:val="8"/>
@@ -1354,21 +1240,7 @@
               <w:rPr>
                 <w:szCs w:val="32"/>
               </w:rPr>
-              <w:t>{</w:t>
-            </w:r>
-            <w:proofErr w:type="spellStart"/>
-            <w:r>
-              <w:rPr>
-                <w:szCs w:val="32"/>
-              </w:rPr>
-              <w:t>eutStatus</w:t>
-            </w:r>
-            <w:proofErr w:type="spellEnd"/>
-            <w:r>
-              <w:rPr>
-                <w:szCs w:val="32"/>
-              </w:rPr>
-              <w:t>}</w:t>
+              <w:t>{eutStatus}</w:t>
             </w:r>
           </w:p>
         </w:tc>
@@ -1465,21 +1337,7 @@
               <w:rPr>
                 <w:szCs w:val="32"/>
               </w:rPr>
-              <w:t>{</w:t>
-            </w:r>
-            <w:proofErr w:type="spellStart"/>
-            <w:r>
-              <w:rPr>
-                <w:szCs w:val="32"/>
-              </w:rPr>
-              <w:t>testStartDateTimeForOF</w:t>
-            </w:r>
-            <w:proofErr w:type="spellEnd"/>
-            <w:r>
-              <w:rPr>
-                <w:szCs w:val="32"/>
-              </w:rPr>
-              <w:t>}</w:t>
+              <w:t>{testStartDateTimeForOF}</w:t>
             </w:r>
           </w:p>
         </w:tc>
@@ -1700,6 +1558,359 @@
     <w:p>
       <w:pPr>
         <w:pStyle w:val="BodyText"/>
+        <w:spacing w:before="4"/>
+        <w:rPr>
+          <w:sz w:val="20"/>
+        </w:rPr>
+      </w:pPr>
+    </w:p>
+    <w:tbl>
+      <w:tblPr>
+        <w:tblW w:w="10348" w:type="dxa"/>
+        <w:tblInd w:w="-714" w:type="dxa"/>
+        <w:tblLayout w:type="fixed"/>
+        <w:tblLook w:val="04A0" w:firstRow="1" w:lastRow="0" w:firstColumn="1" w:lastColumn="0" w:noHBand="0" w:noVBand="1"/>
+      </w:tblPr>
+      <w:tblGrid>
+        <w:gridCol w:w="2127"/>
+        <w:gridCol w:w="2551"/>
+        <w:gridCol w:w="2835"/>
+        <w:gridCol w:w="2835"/>
+      </w:tblGrid>
+      <w:tr>
+        <w:trPr>
+          <w:trHeight w:val="288"/>
+        </w:trPr>
+        <w:tc>
+          <w:tcPr>
+            <w:tcW w:w="2127" w:type="dxa"/>
+            <w:tcBorders>
+              <w:top w:val="single" w:sz="4" w:space="0" w:color="auto"/>
+              <w:left w:val="single" w:sz="4" w:space="0" w:color="auto"/>
+              <w:bottom w:val="single" w:sz="4" w:space="0" w:color="auto"/>
+              <w:right w:val="single" w:sz="4" w:space="0" w:color="auto"/>
+            </w:tcBorders>
+            <w:shd w:val="clear" w:color="auto" w:fill="E7E6E6"/>
+            <w:noWrap/>
+            <w:vAlign w:val="bottom"/>
+            <w:hideMark/>
+          </w:tcPr>
+          <w:p>
+            <w:pPr>
+              <w:widowControl/>
+              <w:autoSpaceDE/>
+              <w:autoSpaceDN/>
+              <w:jc w:val="center"/>
+              <w:rPr>
+                <w:b/>
+                <w:bCs/>
+                <w:color w:val="000000"/>
+                <w:lang w:val="en-IN" w:eastAsia="en-IN"/>
+              </w:rPr>
+            </w:pPr>
+            <w:r>
+              <w:rPr>
+                <w:b/>
+                <w:bCs/>
+                <w:color w:val="000000"/>
+                <w:lang w:val="en-IN" w:eastAsia="en-IN"/>
+              </w:rPr>
+              <w:t>Sl</w:t>
+            </w:r>
+          </w:p>
+        </w:tc>
+        <w:tc>
+          <w:tcPr>
+            <w:tcW w:w="2551" w:type="dxa"/>
+            <w:tcBorders>
+              <w:top w:val="single" w:sz="4" w:space="0" w:color="auto"/>
+              <w:left w:val="nil"/>
+              <w:bottom w:val="single" w:sz="4" w:space="0" w:color="auto"/>
+              <w:right w:val="single" w:sz="4" w:space="0" w:color="auto"/>
+            </w:tcBorders>
+            <w:shd w:val="clear" w:color="auto" w:fill="E7E6E6"/>
+            <w:noWrap/>
+            <w:vAlign w:val="bottom"/>
+            <w:hideMark/>
+          </w:tcPr>
+          <w:p>
+            <w:pPr>
+              <w:widowControl/>
+              <w:autoSpaceDE/>
+              <w:autoSpaceDN/>
+              <w:jc w:val="center"/>
+              <w:rPr>
+                <w:b/>
+                <w:bCs/>
+                <w:color w:val="000000"/>
+                <w:lang w:val="en-IN" w:eastAsia="en-IN"/>
+              </w:rPr>
+            </w:pPr>
+            <w:r>
+              <w:rPr>
+                <w:b/>
+                <w:bCs/>
+                <w:color w:val="000000"/>
+                <w:lang w:val="en-IN" w:eastAsia="en-IN"/>
+              </w:rPr>
+              <w:t>Antenna Used</w:t>
+            </w:r>
+          </w:p>
+        </w:tc>
+        <w:tc>
+          <w:tcPr>
+            <w:tcW w:w="2835" w:type="dxa"/>
+            <w:tcBorders>
+              <w:top w:val="single" w:sz="4" w:space="0" w:color="auto"/>
+              <w:left w:val="nil"/>
+              <w:bottom w:val="single" w:sz="4" w:space="0" w:color="auto"/>
+              <w:right w:val="single" w:sz="4" w:space="0" w:color="auto"/>
+            </w:tcBorders>
+            <w:shd w:val="clear" w:color="auto" w:fill="E7E6E6"/>
+            <w:noWrap/>
+            <w:vAlign w:val="bottom"/>
+            <w:hideMark/>
+          </w:tcPr>
+          <w:p>
+            <w:pPr>
+              <w:widowControl/>
+              <w:autoSpaceDE/>
+              <w:autoSpaceDN/>
+              <w:jc w:val="center"/>
+              <w:rPr>
+                <w:b/>
+                <w:bCs/>
+                <w:color w:val="000000"/>
+                <w:lang w:val="en-IN" w:eastAsia="en-IN"/>
+              </w:rPr>
+            </w:pPr>
+            <w:r>
+              <w:rPr>
+                <w:b/>
+                <w:bCs/>
+                <w:color w:val="000000"/>
+                <w:lang w:val="en-IN" w:eastAsia="en-IN"/>
+              </w:rPr>
+              <w:t>Frequency Range</w:t>
+            </w:r>
+          </w:p>
+        </w:tc>
+        <w:tc>
+          <w:tcPr>
+            <w:tcW w:w="2835" w:type="dxa"/>
+            <w:tcBorders>
+              <w:top w:val="single" w:sz="4" w:space="0" w:color="auto"/>
+              <w:left w:val="nil"/>
+              <w:bottom w:val="single" w:sz="4" w:space="0" w:color="auto"/>
+              <w:right w:val="single" w:sz="4" w:space="0" w:color="auto"/>
+            </w:tcBorders>
+            <w:shd w:val="clear" w:color="auto" w:fill="E7E6E6"/>
+            <w:vAlign w:val="bottom"/>
+          </w:tcPr>
+          <w:p>
+            <w:pPr>
+              <w:widowControl/>
+              <w:autoSpaceDE/>
+              <w:autoSpaceDN/>
+              <w:jc w:val="center"/>
+              <w:rPr>
+                <w:b/>
+                <w:bCs/>
+                <w:color w:val="000000"/>
+                <w:lang w:val="en-IN" w:eastAsia="en-IN"/>
+              </w:rPr>
+            </w:pPr>
+            <w:r>
+              <w:rPr>
+                <w:b/>
+                <w:bCs/>
+                <w:color w:val="000000"/>
+                <w:lang w:val="en-IN" w:eastAsia="en-IN"/>
+              </w:rPr>
+              <w:t>Remarks</w:t>
+            </w:r>
+          </w:p>
+        </w:tc>
+      </w:tr>
+      <w:tr>
+        <w:trPr>
+          <w:trHeight w:val="288"/>
+        </w:trPr>
+        <w:tc>
+          <w:tcPr>
+            <w:tcW w:w="2127" w:type="dxa"/>
+            <w:tcBorders>
+              <w:top w:val="nil"/>
+              <w:left w:val="single" w:sz="4" w:space="0" w:color="auto"/>
+              <w:bottom w:val="single" w:sz="4" w:space="0" w:color="auto"/>
+              <w:right w:val="single" w:sz="4" w:space="0" w:color="auto"/>
+            </w:tcBorders>
+            <w:noWrap/>
+            <w:vAlign w:val="bottom"/>
+            <w:hideMark/>
+          </w:tcPr>
+          <w:p>
+            <w:pPr>
+              <w:widowControl/>
+              <w:autoSpaceDE/>
+              <w:autoSpaceDN/>
+              <w:jc w:val="center"/>
+              <w:rPr>
+                <w:rFonts w:eastAsia="Calibri"/>
+                <w:kern w:val="2"/>
+                <w:szCs w:val="32"/>
+                <w:lang w:val="en-IN"/>
+                <w14:ligatures w14:val="standardContextual"/>
+              </w:rPr>
+            </w:pPr>
+            <w:r>
+              <w:rPr>
+                <w:rFonts w:eastAsia="Calibri"/>
+                <w:kern w:val="2"/>
+                <w:szCs w:val="32"/>
+                <w:lang w:val="en-IN"/>
+                <w14:ligatures w14:val="standardContextual"/>
+              </w:rPr>
+              <w:t>{#observationFormTableData}{serialNumberCounter}</w:t>
+            </w:r>
+          </w:p>
+        </w:tc>
+        <w:tc>
+          <w:tcPr>
+            <w:tcW w:w="2551" w:type="dxa"/>
+            <w:tcBorders>
+              <w:top w:val="nil"/>
+              <w:left w:val="nil"/>
+              <w:bottom w:val="single" w:sz="4" w:space="0" w:color="auto"/>
+              <w:right w:val="single" w:sz="4" w:space="0" w:color="auto"/>
+            </w:tcBorders>
+            <w:noWrap/>
+            <w:vAlign w:val="bottom"/>
+            <w:hideMark/>
+          </w:tcPr>
+          <w:p>
+            <w:pPr>
+              <w:widowControl/>
+              <w:autoSpaceDE/>
+              <w:autoSpaceDN/>
+              <w:jc w:val="center"/>
+              <w:rPr>
+                <w:rFonts w:eastAsia="Calibri"/>
+                <w:kern w:val="2"/>
+                <w:szCs w:val="32"/>
+                <w:lang w:val="en-IN"/>
+                <w14:ligatures w14:val="standardContextual"/>
+              </w:rPr>
+            </w:pPr>
+            <w:r>
+              <w:rPr>
+                <w:rFonts w:eastAsia="Calibri"/>
+                <w:kern w:val="2"/>
+                <w:szCs w:val="32"/>
+                <w:lang w:val="en-IN"/>
+                <w14:ligatures w14:val="standardContextual"/>
+              </w:rPr>
+              <w:t>{antennas}</w:t>
+            </w:r>
+          </w:p>
+          <w:p>
+            <w:pPr>
+              <w:widowControl/>
+              <w:autoSpaceDE/>
+              <w:autoSpaceDN/>
+              <w:jc w:val="center"/>
+              <w:rPr>
+                <w:rFonts w:eastAsia="Calibri"/>
+                <w:kern w:val="2"/>
+                <w:szCs w:val="32"/>
+                <w:lang w:val="en-IN"/>
+                <w14:ligatures w14:val="standardContextual"/>
+              </w:rPr>
+            </w:pPr>
+          </w:p>
+        </w:tc>
+        <w:tc>
+          <w:tcPr>
+            <w:tcW w:w="2835" w:type="dxa"/>
+            <w:tcBorders>
+              <w:top w:val="nil"/>
+              <w:left w:val="nil"/>
+              <w:bottom w:val="single" w:sz="4" w:space="0" w:color="auto"/>
+              <w:right w:val="single" w:sz="4" w:space="0" w:color="auto"/>
+            </w:tcBorders>
+            <w:noWrap/>
+            <w:vAlign w:val="bottom"/>
+            <w:hideMark/>
+          </w:tcPr>
+          <w:p>
+            <w:pPr>
+              <w:widowControl/>
+              <w:autoSpaceDE/>
+              <w:autoSpaceDN/>
+              <w:jc w:val="center"/>
+              <w:rPr>
+                <w:rFonts w:eastAsia="Calibri"/>
+                <w:kern w:val="2"/>
+                <w:szCs w:val="32"/>
+                <w:lang w:val="en-IN"/>
+                <w14:ligatures w14:val="standardContextual"/>
+              </w:rPr>
+            </w:pPr>
+            <w:r>
+              <w:rPr>
+                <w:rFonts w:eastAsia="Calibri"/>
+                <w:kern w:val="2"/>
+                <w:szCs w:val="32"/>
+                <w:lang w:val="en-IN"/>
+                <w14:ligatures w14:val="standardContextual"/>
+              </w:rPr>
+              <w:t>{frequencyRange}</w:t>
+            </w:r>
+          </w:p>
+        </w:tc>
+        <w:tc>
+          <w:tcPr>
+            <w:tcW w:w="2835" w:type="dxa"/>
+            <w:tcBorders>
+              <w:top w:val="nil"/>
+              <w:left w:val="nil"/>
+              <w:bottom w:val="single" w:sz="4" w:space="0" w:color="auto"/>
+              <w:right w:val="single" w:sz="4" w:space="0" w:color="auto"/>
+            </w:tcBorders>
+            <w:vAlign w:val="bottom"/>
+          </w:tcPr>
+          <w:p>
+            <w:pPr>
+              <w:widowControl/>
+              <w:autoSpaceDE/>
+              <w:autoSpaceDN/>
+              <w:jc w:val="center"/>
+              <w:rPr>
+                <w:rFonts w:eastAsia="Calibri"/>
+                <w:kern w:val="2"/>
+                <w:szCs w:val="32"/>
+                <w:lang w:val="en-IN"/>
+                <w14:ligatures w14:val="standardContextual"/>
+              </w:rPr>
+            </w:pPr>
+            <w:r>
+              <w:rPr>
+                <w:rFonts w:eastAsia="Calibri"/>
+                <w:kern w:val="2"/>
+                <w:szCs w:val="32"/>
+                <w:lang w:val="en-IN"/>
+                <w14:ligatures w14:val="standardContextual"/>
+              </w:rPr>
+              <w:t>{remarks}{/observationFormTableData}</w:t>
+            </w:r>
+          </w:p>
+        </w:tc>
+      </w:tr>
+    </w:tbl>
+    <w:p>
+      <w:pPr>
+        <w:pStyle w:val="BodyText"/>
+        <w:spacing w:before="4"/>
         <w:rPr>
           <w:sz w:val="20"/>
         </w:rPr>
@@ -1714,897 +1925,6 @@
         </w:rPr>
       </w:pPr>
     </w:p>
-    <w:tbl>
-      <w:tblPr>
-        <w:tblW w:w="0" w:type="auto"/>
-        <w:jc w:val="center"/>
-        <w:tblBorders>
-          <w:top w:val="single" w:sz="4" w:space="0" w:color="000000"/>
-          <w:left w:val="single" w:sz="4" w:space="0" w:color="000000"/>
-          <w:bottom w:val="single" w:sz="4" w:space="0" w:color="000000"/>
-          <w:right w:val="single" w:sz="4" w:space="0" w:color="000000"/>
-          <w:insideH w:val="single" w:sz="4" w:space="0" w:color="000000"/>
-          <w:insideV w:val="single" w:sz="4" w:space="0" w:color="000000"/>
-        </w:tblBorders>
-        <w:tblLayout w:type="fixed"/>
-        <w:tblCellMar>
-          <w:left w:w="0" w:type="dxa"/>
-          <w:right w:w="0" w:type="dxa"/>
-        </w:tblCellMar>
-        <w:tblLook w:val="01E0" w:firstRow="1" w:lastRow="1" w:firstColumn="1" w:lastColumn="1" w:noHBand="0" w:noVBand="0"/>
-      </w:tblPr>
-      <w:tblGrid>
-        <w:gridCol w:w="1997"/>
-        <w:gridCol w:w="8273"/>
-      </w:tblGrid>
-      <w:tr>
-        <w:trPr>
-          <w:trHeight w:val="230"/>
-          <w:jc w:val="center"/>
-        </w:trPr>
-        <w:tc>
-          <w:tcPr>
-            <w:tcW w:w="10270" w:type="dxa"/>
-            <w:gridSpan w:val="2"/>
-            <w:shd w:val="clear" w:color="auto" w:fill="E6E6E6"/>
-          </w:tcPr>
-          <w:p>
-            <w:pPr>
-              <w:pStyle w:val="TableParagraph"/>
-              <w:spacing w:line="210" w:lineRule="exact"/>
-              <w:ind w:left="115"/>
-              <w:rPr>
-                <w:b/>
-                <w:szCs w:val="24"/>
-              </w:rPr>
-            </w:pPr>
-            <w:r>
-              <w:rPr>
-                <w:b/>
-                <w:szCs w:val="24"/>
-              </w:rPr>
-              <w:t>Performance</w:t>
-            </w:r>
-            <w:r>
-              <w:rPr>
-                <w:b/>
-                <w:spacing w:val="18"/>
-                <w:szCs w:val="24"/>
-              </w:rPr>
-              <w:t xml:space="preserve"> </w:t>
-            </w:r>
-            <w:r>
-              <w:rPr>
-                <w:b/>
-                <w:szCs w:val="24"/>
-              </w:rPr>
-              <w:t>Criteria</w:t>
-            </w:r>
-          </w:p>
-        </w:tc>
-      </w:tr>
-      <w:tr>
-        <w:trPr>
-          <w:trHeight w:val="253"/>
-          <w:jc w:val="center"/>
-        </w:trPr>
-        <w:tc>
-          <w:tcPr>
-            <w:tcW w:w="1997" w:type="dxa"/>
-          </w:tcPr>
-          <w:p>
-            <w:pPr>
-              <w:pStyle w:val="TableParagraph"/>
-              <w:numPr>
-                <w:ilvl w:val="0"/>
-                <w:numId w:val="4"/>
-              </w:numPr>
-              <w:tabs>
-                <w:tab w:val="left" w:pos="340"/>
-                <w:tab w:val="left" w:pos="341"/>
-              </w:tabs>
-              <w:spacing w:line="234" w:lineRule="exact"/>
-              <w:ind w:right="346" w:hanging="802"/>
-              <w:jc w:val="right"/>
-              <w:rPr>
-                <w:szCs w:val="24"/>
-              </w:rPr>
-            </w:pPr>
-            <w:r>
-              <w:rPr>
-                <w:color w:val="202020"/>
-                <w:szCs w:val="24"/>
-              </w:rPr>
-              <w:t>Criteria</w:t>
-            </w:r>
-            <w:r>
-              <w:rPr>
-                <w:color w:val="202020"/>
-                <w:spacing w:val="26"/>
-                <w:szCs w:val="24"/>
-              </w:rPr>
-              <w:t xml:space="preserve"> </w:t>
-            </w:r>
-            <w:r>
-              <w:rPr>
-                <w:color w:val="202020"/>
-                <w:szCs w:val="24"/>
-              </w:rPr>
-              <w:t>A</w:t>
-            </w:r>
-          </w:p>
-        </w:tc>
-        <w:tc>
-          <w:tcPr>
-            <w:tcW w:w="8273" w:type="dxa"/>
-          </w:tcPr>
-          <w:p>
-            <w:pPr>
-              <w:pStyle w:val="TableParagraph"/>
-              <w:spacing w:before="5" w:line="229" w:lineRule="exact"/>
-              <w:ind w:left="115"/>
-              <w:rPr>
-                <w:szCs w:val="24"/>
-              </w:rPr>
-            </w:pPr>
-            <w:r>
-              <w:rPr>
-                <w:color w:val="202020"/>
-                <w:szCs w:val="24"/>
-              </w:rPr>
-              <w:t>Normal</w:t>
-            </w:r>
-            <w:r>
-              <w:rPr>
-                <w:color w:val="202020"/>
-                <w:spacing w:val="18"/>
-                <w:szCs w:val="24"/>
-              </w:rPr>
-              <w:t xml:space="preserve"> </w:t>
-            </w:r>
-            <w:r>
-              <w:rPr>
-                <w:color w:val="202020"/>
-                <w:szCs w:val="24"/>
-              </w:rPr>
-              <w:t>EUT</w:t>
-            </w:r>
-            <w:r>
-              <w:rPr>
-                <w:color w:val="202020"/>
-                <w:spacing w:val="18"/>
-                <w:szCs w:val="24"/>
-              </w:rPr>
-              <w:t xml:space="preserve"> </w:t>
-            </w:r>
-            <w:r>
-              <w:rPr>
-                <w:color w:val="202020"/>
-                <w:szCs w:val="24"/>
-              </w:rPr>
-              <w:t>performance</w:t>
-            </w:r>
-            <w:r>
-              <w:rPr>
-                <w:color w:val="202020"/>
-                <w:spacing w:val="9"/>
-                <w:szCs w:val="24"/>
-              </w:rPr>
-              <w:t xml:space="preserve"> </w:t>
-            </w:r>
-            <w:r>
-              <w:rPr>
-                <w:color w:val="202020"/>
-                <w:szCs w:val="24"/>
-              </w:rPr>
-              <w:t>during</w:t>
-            </w:r>
-            <w:r>
-              <w:rPr>
-                <w:color w:val="202020"/>
-                <w:spacing w:val="7"/>
-                <w:szCs w:val="24"/>
-              </w:rPr>
-              <w:t xml:space="preserve"> </w:t>
-            </w:r>
-            <w:r>
-              <w:rPr>
-                <w:color w:val="202020"/>
-                <w:szCs w:val="24"/>
-              </w:rPr>
-              <w:t>and</w:t>
-            </w:r>
-            <w:r>
-              <w:rPr>
-                <w:color w:val="202020"/>
-                <w:spacing w:val="11"/>
-                <w:szCs w:val="24"/>
-              </w:rPr>
-              <w:t xml:space="preserve"> </w:t>
-            </w:r>
-            <w:r>
-              <w:rPr>
-                <w:color w:val="202020"/>
-                <w:szCs w:val="24"/>
-              </w:rPr>
-              <w:t>after</w:t>
-            </w:r>
-            <w:r>
-              <w:rPr>
-                <w:color w:val="202020"/>
-                <w:spacing w:val="6"/>
-                <w:szCs w:val="24"/>
-              </w:rPr>
-              <w:t xml:space="preserve"> </w:t>
-            </w:r>
-            <w:r>
-              <w:rPr>
-                <w:color w:val="202020"/>
-                <w:szCs w:val="24"/>
-              </w:rPr>
-              <w:t>the test</w:t>
-            </w:r>
-            <w:r>
-              <w:rPr>
-                <w:color w:val="202020"/>
-                <w:spacing w:val="13"/>
-                <w:szCs w:val="24"/>
-              </w:rPr>
-              <w:t xml:space="preserve"> </w:t>
-            </w:r>
-            <w:r>
-              <w:rPr>
-                <w:color w:val="202020"/>
-                <w:szCs w:val="24"/>
-              </w:rPr>
-              <w:t>as</w:t>
-            </w:r>
-            <w:r>
-              <w:rPr>
-                <w:color w:val="202020"/>
-                <w:spacing w:val="9"/>
-                <w:szCs w:val="24"/>
-              </w:rPr>
-              <w:t xml:space="preserve"> </w:t>
-            </w:r>
-            <w:r>
-              <w:rPr>
-                <w:color w:val="202020"/>
-                <w:szCs w:val="24"/>
-              </w:rPr>
-              <w:t>intended</w:t>
-            </w:r>
-          </w:p>
-        </w:tc>
-      </w:tr>
-      <w:tr>
-        <w:trPr>
-          <w:trHeight w:val="253"/>
-          <w:jc w:val="center"/>
-        </w:trPr>
-        <w:tc>
-          <w:tcPr>
-            <w:tcW w:w="1997" w:type="dxa"/>
-          </w:tcPr>
-          <w:p>
-            <w:pPr>
-              <w:pStyle w:val="TableParagraph"/>
-              <w:numPr>
-                <w:ilvl w:val="0"/>
-                <w:numId w:val="3"/>
-              </w:numPr>
-              <w:tabs>
-                <w:tab w:val="left" w:pos="335"/>
-                <w:tab w:val="left" w:pos="336"/>
-              </w:tabs>
-              <w:spacing w:line="231" w:lineRule="exact"/>
-              <w:ind w:right="367" w:hanging="797"/>
-              <w:jc w:val="right"/>
-              <w:rPr>
-                <w:szCs w:val="24"/>
-              </w:rPr>
-            </w:pPr>
-            <w:r>
-              <w:rPr>
-                <w:color w:val="202020"/>
-                <w:szCs w:val="24"/>
-              </w:rPr>
-              <w:t>Criteria</w:t>
-            </w:r>
-            <w:r>
-              <w:rPr>
-                <w:color w:val="202020"/>
-                <w:spacing w:val="21"/>
-                <w:szCs w:val="24"/>
-              </w:rPr>
-              <w:t xml:space="preserve"> </w:t>
-            </w:r>
-            <w:r>
-              <w:rPr>
-                <w:color w:val="202020"/>
-                <w:szCs w:val="24"/>
-              </w:rPr>
-              <w:t>B</w:t>
-            </w:r>
-          </w:p>
-        </w:tc>
-        <w:tc>
-          <w:tcPr>
-            <w:tcW w:w="8273" w:type="dxa"/>
-          </w:tcPr>
-          <w:p>
-            <w:pPr>
-              <w:pStyle w:val="TableParagraph"/>
-              <w:spacing w:before="5" w:line="229" w:lineRule="exact"/>
-              <w:ind w:left="115"/>
-              <w:rPr>
-                <w:szCs w:val="24"/>
-              </w:rPr>
-            </w:pPr>
-            <w:r>
-              <w:rPr>
-                <w:color w:val="202020"/>
-                <w:szCs w:val="24"/>
-              </w:rPr>
-              <w:t>Temporary loss</w:t>
-            </w:r>
-            <w:r>
-              <w:rPr>
-                <w:color w:val="202020"/>
-                <w:spacing w:val="8"/>
-                <w:szCs w:val="24"/>
-              </w:rPr>
-              <w:t xml:space="preserve"> </w:t>
-            </w:r>
-            <w:r>
-              <w:rPr>
-                <w:color w:val="202020"/>
-                <w:szCs w:val="24"/>
-              </w:rPr>
-              <w:t>of</w:t>
-            </w:r>
-            <w:r>
-              <w:rPr>
-                <w:color w:val="202020"/>
-                <w:spacing w:val="9"/>
-                <w:szCs w:val="24"/>
-              </w:rPr>
-              <w:t xml:space="preserve"> </w:t>
-            </w:r>
-            <w:r>
-              <w:rPr>
-                <w:color w:val="202020"/>
-                <w:szCs w:val="24"/>
-              </w:rPr>
-              <w:t>function</w:t>
-            </w:r>
-            <w:r>
-              <w:rPr>
-                <w:color w:val="202020"/>
-                <w:spacing w:val="9"/>
-                <w:szCs w:val="24"/>
-              </w:rPr>
-              <w:t xml:space="preserve"> </w:t>
-            </w:r>
-            <w:r>
-              <w:rPr>
-                <w:color w:val="202020"/>
-                <w:szCs w:val="24"/>
-              </w:rPr>
-              <w:t>is</w:t>
-            </w:r>
-            <w:r>
-              <w:rPr>
-                <w:color w:val="202020"/>
-                <w:spacing w:val="-2"/>
-                <w:szCs w:val="24"/>
-              </w:rPr>
-              <w:t xml:space="preserve"> </w:t>
-            </w:r>
-            <w:r>
-              <w:rPr>
-                <w:color w:val="202020"/>
-                <w:szCs w:val="24"/>
-              </w:rPr>
-              <w:t>allowed,</w:t>
-            </w:r>
-            <w:r>
-              <w:rPr>
-                <w:color w:val="202020"/>
-                <w:spacing w:val="17"/>
-                <w:szCs w:val="24"/>
-              </w:rPr>
-              <w:t xml:space="preserve"> </w:t>
-            </w:r>
-            <w:r>
-              <w:rPr>
-                <w:color w:val="202020"/>
-                <w:szCs w:val="24"/>
-              </w:rPr>
-              <w:t>EUT</w:t>
-            </w:r>
-            <w:r>
-              <w:rPr>
-                <w:color w:val="202020"/>
-                <w:spacing w:val="11"/>
-                <w:szCs w:val="24"/>
-              </w:rPr>
-              <w:t xml:space="preserve"> </w:t>
-            </w:r>
-            <w:r>
-              <w:rPr>
-                <w:color w:val="202020"/>
-                <w:szCs w:val="24"/>
-              </w:rPr>
-              <w:t>should</w:t>
-            </w:r>
-            <w:r>
-              <w:rPr>
-                <w:color w:val="202020"/>
-                <w:spacing w:val="23"/>
-                <w:szCs w:val="24"/>
-              </w:rPr>
-              <w:t xml:space="preserve"> </w:t>
-            </w:r>
-            <w:r>
-              <w:rPr>
-                <w:color w:val="202020"/>
-                <w:szCs w:val="24"/>
-              </w:rPr>
-              <w:t>be</w:t>
-            </w:r>
-            <w:r>
-              <w:rPr>
-                <w:color w:val="202020"/>
-                <w:spacing w:val="6"/>
-                <w:szCs w:val="24"/>
-              </w:rPr>
-              <w:t xml:space="preserve"> </w:t>
-            </w:r>
-            <w:r>
-              <w:rPr>
-                <w:color w:val="202020"/>
-                <w:szCs w:val="24"/>
-              </w:rPr>
-              <w:t>recoverable</w:t>
-            </w:r>
-            <w:r>
-              <w:rPr>
-                <w:color w:val="202020"/>
-                <w:spacing w:val="21"/>
-                <w:szCs w:val="24"/>
-              </w:rPr>
-              <w:t xml:space="preserve"> </w:t>
-            </w:r>
-            <w:r>
-              <w:rPr>
-                <w:color w:val="202020"/>
-                <w:szCs w:val="24"/>
-              </w:rPr>
-              <w:t>without</w:t>
-            </w:r>
-            <w:r>
-              <w:rPr>
-                <w:color w:val="202020"/>
-                <w:spacing w:val="35"/>
-                <w:szCs w:val="24"/>
-              </w:rPr>
-              <w:t xml:space="preserve"> </w:t>
-            </w:r>
-            <w:r>
-              <w:rPr>
-                <w:color w:val="202020"/>
-                <w:szCs w:val="24"/>
-              </w:rPr>
-              <w:t>operator</w:t>
-            </w:r>
-            <w:r>
-              <w:rPr>
-                <w:color w:val="202020"/>
-                <w:spacing w:val="19"/>
-                <w:szCs w:val="24"/>
-              </w:rPr>
-              <w:t xml:space="preserve"> </w:t>
-            </w:r>
-            <w:r>
-              <w:rPr>
-                <w:color w:val="202020"/>
-                <w:szCs w:val="24"/>
-              </w:rPr>
-              <w:t>intervention</w:t>
-            </w:r>
-          </w:p>
-        </w:tc>
-      </w:tr>
-      <w:tr>
-        <w:trPr>
-          <w:trHeight w:val="249"/>
-          <w:jc w:val="center"/>
-        </w:trPr>
-        <w:tc>
-          <w:tcPr>
-            <w:tcW w:w="1997" w:type="dxa"/>
-          </w:tcPr>
-          <w:p>
-            <w:pPr>
-              <w:pStyle w:val="TableParagraph"/>
-              <w:numPr>
-                <w:ilvl w:val="0"/>
-                <w:numId w:val="2"/>
-              </w:numPr>
-              <w:tabs>
-                <w:tab w:val="left" w:pos="335"/>
-                <w:tab w:val="left" w:pos="336"/>
-              </w:tabs>
-              <w:spacing w:line="230" w:lineRule="exact"/>
-              <w:ind w:right="367" w:hanging="797"/>
-              <w:jc w:val="right"/>
-              <w:rPr>
-                <w:szCs w:val="24"/>
-              </w:rPr>
-            </w:pPr>
-            <w:r>
-              <w:rPr>
-                <w:color w:val="202020"/>
-                <w:szCs w:val="24"/>
-              </w:rPr>
-              <w:t>Criteria</w:t>
-            </w:r>
-            <w:r>
-              <w:rPr>
-                <w:color w:val="202020"/>
-                <w:spacing w:val="21"/>
-                <w:szCs w:val="24"/>
-              </w:rPr>
-              <w:t xml:space="preserve"> </w:t>
-            </w:r>
-            <w:r>
-              <w:rPr>
-                <w:color w:val="202020"/>
-                <w:szCs w:val="24"/>
-              </w:rPr>
-              <w:t>C</w:t>
-            </w:r>
-          </w:p>
-        </w:tc>
-        <w:tc>
-          <w:tcPr>
-            <w:tcW w:w="8273" w:type="dxa"/>
-          </w:tcPr>
-          <w:p>
-            <w:pPr>
-              <w:pStyle w:val="TableParagraph"/>
-              <w:spacing w:line="229" w:lineRule="exact"/>
-              <w:ind w:left="115"/>
-              <w:rPr>
-                <w:szCs w:val="24"/>
-              </w:rPr>
-            </w:pPr>
-            <w:r>
-              <w:rPr>
-                <w:color w:val="202020"/>
-                <w:szCs w:val="24"/>
-              </w:rPr>
-              <w:t>Temporary</w:t>
-            </w:r>
-            <w:r>
-              <w:rPr>
-                <w:color w:val="202020"/>
-                <w:spacing w:val="5"/>
-                <w:szCs w:val="24"/>
-              </w:rPr>
-              <w:t xml:space="preserve"> </w:t>
-            </w:r>
-            <w:r>
-              <w:rPr>
-                <w:color w:val="202020"/>
-                <w:szCs w:val="24"/>
-              </w:rPr>
-              <w:t>loss</w:t>
-            </w:r>
-            <w:r>
-              <w:rPr>
-                <w:color w:val="202020"/>
-                <w:spacing w:val="8"/>
-                <w:szCs w:val="24"/>
-              </w:rPr>
-              <w:t xml:space="preserve"> </w:t>
-            </w:r>
-            <w:r>
-              <w:rPr>
-                <w:color w:val="202020"/>
-                <w:szCs w:val="24"/>
-              </w:rPr>
-              <w:t>of</w:t>
-            </w:r>
-            <w:r>
-              <w:rPr>
-                <w:color w:val="202020"/>
-                <w:spacing w:val="8"/>
-                <w:szCs w:val="24"/>
-              </w:rPr>
-              <w:t xml:space="preserve"> </w:t>
-            </w:r>
-            <w:r>
-              <w:rPr>
-                <w:color w:val="202020"/>
-                <w:szCs w:val="24"/>
-              </w:rPr>
-              <w:t>function</w:t>
-            </w:r>
-            <w:r>
-              <w:rPr>
-                <w:color w:val="202020"/>
-                <w:spacing w:val="9"/>
-                <w:szCs w:val="24"/>
-              </w:rPr>
-              <w:t xml:space="preserve"> </w:t>
-            </w:r>
-            <w:r>
-              <w:rPr>
-                <w:color w:val="202020"/>
-                <w:szCs w:val="24"/>
-              </w:rPr>
-              <w:t>is</w:t>
-            </w:r>
-            <w:r>
-              <w:rPr>
-                <w:color w:val="202020"/>
-                <w:spacing w:val="-1"/>
-                <w:szCs w:val="24"/>
-              </w:rPr>
-              <w:t xml:space="preserve"> </w:t>
-            </w:r>
-            <w:r>
-              <w:rPr>
-                <w:color w:val="202020"/>
-                <w:szCs w:val="24"/>
-              </w:rPr>
-              <w:t>allowed,</w:t>
-            </w:r>
-            <w:r>
-              <w:rPr>
-                <w:color w:val="202020"/>
-                <w:spacing w:val="20"/>
-                <w:szCs w:val="24"/>
-              </w:rPr>
-              <w:t xml:space="preserve"> </w:t>
-            </w:r>
-            <w:r>
-              <w:rPr>
-                <w:color w:val="202020"/>
-                <w:szCs w:val="24"/>
-              </w:rPr>
-              <w:t>EUT</w:t>
-            </w:r>
-            <w:r>
-              <w:rPr>
-                <w:color w:val="202020"/>
-                <w:spacing w:val="16"/>
-                <w:szCs w:val="24"/>
-              </w:rPr>
-              <w:t xml:space="preserve"> </w:t>
-            </w:r>
-            <w:r>
-              <w:rPr>
-                <w:color w:val="202020"/>
-                <w:szCs w:val="24"/>
-              </w:rPr>
-              <w:t>can</w:t>
-            </w:r>
-            <w:r>
-              <w:rPr>
-                <w:color w:val="202020"/>
-                <w:spacing w:val="8"/>
-                <w:szCs w:val="24"/>
-              </w:rPr>
-              <w:t xml:space="preserve"> </w:t>
-            </w:r>
-            <w:r>
-              <w:rPr>
-                <w:color w:val="202020"/>
-                <w:szCs w:val="24"/>
-              </w:rPr>
-              <w:t>be</w:t>
-            </w:r>
-            <w:r>
-              <w:rPr>
-                <w:color w:val="202020"/>
-                <w:spacing w:val="15"/>
-                <w:szCs w:val="24"/>
-              </w:rPr>
-              <w:t xml:space="preserve"> </w:t>
-            </w:r>
-            <w:r>
-              <w:rPr>
-                <w:color w:val="202020"/>
-                <w:szCs w:val="24"/>
-              </w:rPr>
-              <w:t>recoverable</w:t>
-            </w:r>
-            <w:r>
-              <w:rPr>
-                <w:color w:val="202020"/>
-                <w:spacing w:val="16"/>
-                <w:szCs w:val="24"/>
-              </w:rPr>
-              <w:t xml:space="preserve"> </w:t>
-            </w:r>
-            <w:r>
-              <w:rPr>
-                <w:color w:val="202020"/>
-                <w:szCs w:val="24"/>
-              </w:rPr>
-              <w:t>with</w:t>
-            </w:r>
-            <w:r>
-              <w:rPr>
-                <w:color w:val="202020"/>
-                <w:spacing w:val="14"/>
-                <w:szCs w:val="24"/>
-              </w:rPr>
-              <w:t xml:space="preserve"> </w:t>
-            </w:r>
-            <w:r>
-              <w:rPr>
-                <w:color w:val="202020"/>
-                <w:szCs w:val="24"/>
-              </w:rPr>
-              <w:t>operator</w:t>
-            </w:r>
-            <w:r>
-              <w:rPr>
-                <w:color w:val="202020"/>
-                <w:spacing w:val="15"/>
-                <w:szCs w:val="24"/>
-              </w:rPr>
-              <w:t xml:space="preserve"> </w:t>
-            </w:r>
-            <w:r>
-              <w:rPr>
-                <w:color w:val="202020"/>
-                <w:szCs w:val="24"/>
-              </w:rPr>
-              <w:t>intervention</w:t>
-            </w:r>
-          </w:p>
-        </w:tc>
-      </w:tr>
-      <w:tr>
-        <w:trPr>
-          <w:trHeight w:val="258"/>
-          <w:jc w:val="center"/>
-        </w:trPr>
-        <w:tc>
-          <w:tcPr>
-            <w:tcW w:w="1997" w:type="dxa"/>
-          </w:tcPr>
-          <w:p>
-            <w:pPr>
-              <w:pStyle w:val="TableParagraph"/>
-              <w:numPr>
-                <w:ilvl w:val="0"/>
-                <w:numId w:val="1"/>
-              </w:numPr>
-              <w:tabs>
-                <w:tab w:val="left" w:pos="340"/>
-                <w:tab w:val="left" w:pos="341"/>
-              </w:tabs>
-              <w:spacing w:line="236" w:lineRule="exact"/>
-              <w:ind w:right="346" w:hanging="802"/>
-              <w:jc w:val="right"/>
-              <w:rPr>
-                <w:szCs w:val="24"/>
-              </w:rPr>
-            </w:pPr>
-            <w:r>
-              <w:rPr>
-                <w:color w:val="202020"/>
-                <w:szCs w:val="24"/>
-              </w:rPr>
-              <w:t>Criteria</w:t>
-            </w:r>
-            <w:r>
-              <w:rPr>
-                <w:color w:val="202020"/>
-                <w:spacing w:val="26"/>
-                <w:szCs w:val="24"/>
-              </w:rPr>
-              <w:t xml:space="preserve"> </w:t>
-            </w:r>
-            <w:r>
-              <w:rPr>
-                <w:color w:val="202020"/>
-                <w:szCs w:val="24"/>
-              </w:rPr>
-              <w:t>D</w:t>
-            </w:r>
-          </w:p>
-        </w:tc>
-        <w:tc>
-          <w:tcPr>
-            <w:tcW w:w="8273" w:type="dxa"/>
-          </w:tcPr>
-          <w:p>
-            <w:pPr>
-              <w:pStyle w:val="TableParagraph"/>
-              <w:spacing w:line="225" w:lineRule="exact"/>
-              <w:ind w:left="115"/>
-              <w:rPr>
-                <w:szCs w:val="24"/>
-              </w:rPr>
-            </w:pPr>
-            <w:r>
-              <w:rPr>
-                <w:color w:val="202020"/>
-                <w:szCs w:val="24"/>
-              </w:rPr>
-              <w:t>Loss</w:t>
-            </w:r>
-            <w:r>
-              <w:rPr>
-                <w:color w:val="202020"/>
-                <w:spacing w:val="8"/>
-                <w:szCs w:val="24"/>
-              </w:rPr>
-              <w:t xml:space="preserve"> </w:t>
-            </w:r>
-            <w:r>
-              <w:rPr>
-                <w:color w:val="202020"/>
-                <w:szCs w:val="24"/>
-              </w:rPr>
-              <w:t>of</w:t>
-            </w:r>
-            <w:r>
-              <w:rPr>
-                <w:color w:val="202020"/>
-                <w:spacing w:val="14"/>
-                <w:szCs w:val="24"/>
-              </w:rPr>
-              <w:t xml:space="preserve"> </w:t>
-            </w:r>
-            <w:r>
-              <w:rPr>
-                <w:color w:val="202020"/>
-                <w:szCs w:val="24"/>
-              </w:rPr>
-              <w:t>function,</w:t>
-            </w:r>
-            <w:r>
-              <w:rPr>
-                <w:color w:val="202020"/>
-                <w:spacing w:val="13"/>
-                <w:szCs w:val="24"/>
-              </w:rPr>
-              <w:t xml:space="preserve"> </w:t>
-            </w:r>
-            <w:r>
-              <w:rPr>
-                <w:color w:val="202020"/>
-                <w:szCs w:val="24"/>
-              </w:rPr>
-              <w:t>not</w:t>
-            </w:r>
-            <w:r>
-              <w:rPr>
-                <w:color w:val="202020"/>
-                <w:spacing w:val="10"/>
-                <w:szCs w:val="24"/>
-              </w:rPr>
-              <w:t xml:space="preserve"> </w:t>
-            </w:r>
-            <w:r>
-              <w:rPr>
-                <w:color w:val="202020"/>
-                <w:szCs w:val="24"/>
-              </w:rPr>
-              <w:t>recoverable</w:t>
-            </w:r>
-          </w:p>
-        </w:tc>
-      </w:tr>
-    </w:tbl>
     <w:p>
       <w:pPr>
         <w:pStyle w:val="BodyText"/>
@@ -2645,69 +1965,6 @@
         <w:gridCol w:w="2972"/>
         <w:gridCol w:w="7290"/>
       </w:tblGrid>
-      <w:tr>
-        <w:trPr>
-          <w:trHeight w:val="1017"/>
-          <w:jc w:val="center"/>
-        </w:trPr>
-        <w:tc>
-          <w:tcPr>
-            <w:tcW w:w="2972" w:type="dxa"/>
-          </w:tcPr>
-          <w:p>
-            <w:pPr>
-              <w:pStyle w:val="TableParagraph"/>
-              <w:ind w:left="1632"/>
-              <w:rPr>
-                <w:b/>
-                <w:bCs/>
-                <w:sz w:val="20"/>
-              </w:rPr>
-            </w:pPr>
-            <w:r>
-              <w:rPr>
-                <w:b/>
-                <w:bCs/>
-                <w:szCs w:val="24"/>
-              </w:rPr>
-              <w:t>Observations</w:t>
-            </w:r>
-          </w:p>
-        </w:tc>
-        <w:tc>
-          <w:tcPr>
-            <w:tcW w:w="7290" w:type="dxa"/>
-          </w:tcPr>
-          <w:p>
-            <w:pPr>
-              <w:pStyle w:val="TableParagraph"/>
-              <w:rPr>
-                <w:sz w:val="20"/>
-                <w:lang w:val="en-IN"/>
-              </w:rPr>
-            </w:pPr>
-            <w:r>
-              <w:rPr>
-                <w:szCs w:val="24"/>
-              </w:rPr>
-              <w:t>{</w:t>
-            </w:r>
-            <w:r>
-              <w:rPr>
-                <w:szCs w:val="24"/>
-                <w:lang w:val="en-IN"/>
-              </w:rPr>
-              <w:t>RS101FormData</w:t>
-            </w:r>
-            <w:r>
-              <w:rPr>
-                <w:szCs w:val="24"/>
-              </w:rPr>
-              <w:t>}</w:t>
-            </w:r>
-          </w:p>
-        </w:tc>
-      </w:tr>
       <w:tr>
         <w:trPr>
           <w:trHeight w:val="1017"/>
@@ -3211,14 +2468,12 @@
       </w:rPr>
       <w:t xml:space="preserve"> </w:t>
     </w:r>
-    <w:proofErr w:type="spellStart"/>
     <w:r>
       <w:rPr>
         <w:w w:val="95"/>
       </w:rPr>
       <w:t>Devasandra</w:t>
     </w:r>
-    <w:proofErr w:type="spellEnd"/>
     <w:r>
       <w:rPr>
         <w:spacing w:val="33"/>
@@ -3677,7 +2932,6 @@
             </w:rPr>
             <w:t xml:space="preserve"> {</w:t>
           </w:r>
-          <w:proofErr w:type="spellStart"/>
           <w:r>
             <w:rPr>
               <w:rFonts w:ascii="Calibri"/>
@@ -3688,7 +2942,6 @@
             </w:rPr>
             <w:t>jcNumberForOF</w:t>
           </w:r>
-          <w:proofErr w:type="spellEnd"/>
           <w:r>
             <w:rPr>
               <w:rFonts w:ascii="Calibri"/>
@@ -4823,7 +4076,6 @@
   <w:style w:type="character" w:default="1" w:styleId="DefaultParagraphFont">
     <w:name w:val="Default Paragraph Font"/>
     <w:uiPriority w:val="1"/>
-    <w:semiHidden/>
     <w:unhideWhenUsed/>
   </w:style>
   <w:style w:type="table" w:default="1" w:styleId="TableNormal">
